--- a/examples/2_online_prediction/doc/dfr_page_hinkley.docx
+++ b/examples/2_online_prediction/doc/dfr_page_hinkley.docx
@@ -3978,7 +3978,7 @@
         <w:rPr>
           <w:rStyle w:val="VerbatimChar"/>
         </w:rPr>
-        <w:t xml:space="preserve">## 1           2  0  0  0  0       0 0.0006713867</w:t>
+        <w:t xml:space="preserve">## 1           2  0  0  0  0       0 0.0006539822</w:t>
       </w:r>
       <w:r>
         <w:br/>
@@ -3987,7 +3987,7 @@
         <w:rPr>
           <w:rStyle w:val="VerbatimChar"/>
         </w:rPr>
-        <w:t xml:space="preserve">## 2           3 33  0 17  0       0 0.0077588558</w:t>
+        <w:t xml:space="preserve">## 2           3 33  0 17  0       0 0.0065817833</w:t>
       </w:r>
       <w:r>
         <w:br/>
@@ -3996,7 +3996,7 @@
         <w:rPr>
           <w:rStyle w:val="VerbatimChar"/>
         </w:rPr>
-        <w:t xml:space="preserve">## 3           4 27  0 23  0       0 0.0030786991</w:t>
+        <w:t xml:space="preserve">## 3           4 27  0 23  0       0 0.0027630329</w:t>
       </w:r>
       <w:r>
         <w:br/>
@@ -4005,7 +4005,7 @@
         <w:rPr>
           <w:rStyle w:val="VerbatimChar"/>
         </w:rPr>
-        <w:t xml:space="preserve">## 4           5 26  0 23  1       0 0.0028827190</w:t>
+        <w:t xml:space="preserve">## 4           5 26  0 23  1       0 0.0027339458</w:t>
       </w:r>
       <w:r>
         <w:br/>
@@ -4014,7 +4014,7 @@
         <w:rPr>
           <w:rStyle w:val="VerbatimChar"/>
         </w:rPr>
-        <w:t xml:space="preserve">## 5           6  0  0 23 27       0 0.0025060177</w:t>
+        <w:t xml:space="preserve">## 5           6  0  0 23 27       0 0.0026552677</w:t>
       </w:r>
       <w:r>
         <w:br/>
@@ -4023,7 +4023,7 @@
         <w:rPr>
           <w:rStyle w:val="VerbatimChar"/>
         </w:rPr>
-        <w:t xml:space="preserve">## 6           7  0  0  0  0       1 0.0020980835</w:t>
+        <w:t xml:space="preserve">## 6           7  0  0  0  0       1 0.0023250580</w:t>
       </w:r>
       <w:r>
         <w:br/>
@@ -4032,7 +4032,7 @@
         <w:rPr>
           <w:rStyle w:val="VerbatimChar"/>
         </w:rPr>
-        <w:t xml:space="preserve">## 7           8 24  1 25  0       0 0.0066757202</w:t>
+        <w:t xml:space="preserve">## 7           8 24  1 25  0       0 0.0062854290</w:t>
       </w:r>
       <w:r>
         <w:br/>
@@ -4041,7 +4041,7 @@
         <w:rPr>
           <w:rStyle w:val="VerbatimChar"/>
         </w:rPr>
-        <w:t xml:space="preserve">## 8           9 19  0 31  0       0 0.0025951862</w:t>
+        <w:t xml:space="preserve">## 8           9 19  0 31  0       0 0.0026466846</w:t>
       </w:r>
       <w:r>
         <w:br/>
@@ -4050,7 +4050,7 @@
         <w:rPr>
           <w:rStyle w:val="VerbatimChar"/>
         </w:rPr>
-        <w:t xml:space="preserve">## 9          10 25  0 25  0       0 0.0025129318</w:t>
+        <w:t xml:space="preserve">## 9          10 25  0 25  0       0 0.0026206970</w:t>
       </w:r>
     </w:p>
     <w:p>
